--- a/pr-preview/pr-351/chapters/mathematical-writing.docx
+++ b/pr-preview/pr-351/chapters/mathematical-writing.docx
@@ -15,7 +15,7 @@
         <w:pStyle w:val="Date"/>
       </w:pPr>
       <w:r>
-        <w:t xml:space="preserve">Last modified: 2026-10-26 00:39:31 (PDT)</w:t>
+        <w:t xml:space="preserve">Last modified: 2026-10-26 01:08:23 (PDT)</w:t>
       </w:r>
     </w:p>
     <w:tbl>
@@ -1883,13 +1883,13 @@
         <w:pStyle w:val="FirstParagraph"/>
       </w:pPr>
       <w:r>
-        <w:t xml:space="preserve">A derivation or proof never cites a solution to an exercise.</w:t>
-      </w:r>
-      <w:r>
-        <w:t xml:space="preserve"> </w:t>
-      </w:r>
-      <w:r>
-        <w:t xml:space="preserve">A solution answers a question for the reader who attempted it, so it is not a result that other arguments can build on.</w:t>
+        <w:t xml:space="preserve">A proof, or any derivation that supports a result, never cites a solution to an exercise.</w:t>
+      </w:r>
+      <w:r>
+        <w:t xml:space="preserve"> </w:t>
+      </w:r>
+      <w:r>
+        <w:t xml:space="preserve">A solution answers an exercise for the reader who attempted the exercise, so the solution is not a result that other arguments can build on.</w:t>
       </w:r>
       <w:r>
         <w:t xml:space="preserve"> </w:t>
@@ -1944,7 +1944,7 @@
         <w:t xml:space="preserve"> </w:t>
       </w:r>
       <w:r>
-        <w:t xml:space="preserve">By Solution 9 and Solution 10.</w:t>
+        <w:t xml:space="preserve">By Solution 9 and Solution 10, the claim holds.</w:t>
       </w:r>
     </w:p>
     <w:p>
@@ -1968,7 +1968,7 @@
         <w:t xml:space="preserve"> </w:t>
       </w:r>
       <w:r>
-        <w:t xml:space="preserve">By Lemma 4 and Lemma 5.</w:t>
+        <w:t xml:space="preserve">By Lemma 4 and Lemma 5, the claim holds.</w:t>
       </w:r>
     </w:p>
     <w:p>
@@ -1991,19 +1991,45 @@
         <w:pStyle w:val="BodyText"/>
       </w:pPr>
       <w:r>
-        <w:t xml:space="preserve">The one exception is an exercise that asks students to prove a result before the result is stated.</w:t>
-      </w:r>
-      <w:r>
-        <w:t xml:space="preserve"> </w:t>
-      </w:r>
-      <w:r>
-        <w:t xml:space="preserve">The proof of that result may then cite the solution that precedes it.</w:t>
-      </w:r>
-      <w:r>
-        <w:t xml:space="preserve"> </w:t>
-      </w:r>
-      <w:r>
-        <w:t xml:space="preserve">Mark that citation with an HTML comment,</w:t>
+        <w:t xml:space="preserve">Add an exercise and its solution just before every result div that you add or edit.</w:t>
+      </w:r>
+      <w:r>
+        <w:t xml:space="preserve"> </w:t>
+      </w:r>
+      <w:r>
+        <w:t xml:space="preserve">The exercise asks the student to prove the result,</w:t>
+      </w:r>
+      <w:r>
+        <w:t xml:space="preserve"> </w:t>
+      </w:r>
+      <w:r>
+        <w:t xml:space="preserve">and the result div then states what the solution showed.</w:t>
+      </w:r>
+      <w:r>
+        <w:t xml:space="preserve"> </w:t>
+      </w:r>
+      <w:r>
+        <w:t xml:space="preserve">Every later argument cites the result div.</w:t>
+      </w:r>
+    </w:p>
+    <w:p>
+      <w:pPr>
+        <w:pStyle w:val="BodyText"/>
+      </w:pPr>
+      <w:r>
+        <w:t xml:space="preserve">The one exception to the citation rule follows from that pairing:</w:t>
+      </w:r>
+      <w:r>
+        <w:t xml:space="preserve"> </w:t>
+      </w:r>
+      <w:r>
+        <w:t xml:space="preserve">the proof of the result itself may cite the solution of the exercise that asks for that same result.</w:t>
+      </w:r>
+      <w:r>
+        <w:t xml:space="preserve"> </w:t>
+      </w:r>
+      <w:r>
+        <w:t xml:space="preserve">Put the HTML comment</w:t>
       </w:r>
       <w:r>
         <w:t xml:space="preserve"> </w:t>
@@ -2015,31 +2041,58 @@
         <w:t xml:space="preserve">&lt;!-- check-solution-citations: allow --&gt;</w:t>
       </w:r>
       <w:r>
-        <w:t xml:space="preserve">, so that a reader and a checker can tell it from a citation of unrelated work.</w:t>
+        <w:t xml:space="preserve"> </w:t>
+      </w:r>
+      <w:r>
+        <w:t xml:space="preserve">on the line that holds the</w:t>
+      </w:r>
+      <w:r>
+        <w:t xml:space="preserve"> </w:t>
+      </w:r>
+      <w:r>
+        <w:rPr>
+          <w:rStyle w:val="VerbatimChar"/>
+        </w:rPr>
+        <w:t xml:space="preserve">@sol-</w:t>
+      </w:r>
+      <w:r>
+        <w:t xml:space="preserve"> </w:t>
+      </w:r>
+      <w:r>
+        <w:t xml:space="preserve">cross-reference,</w:t>
+      </w:r>
+      <w:r>
+        <w:t xml:space="preserve"> </w:t>
+      </w:r>
+      <w:r>
+        <w:t xml:space="preserve">so that the</w:t>
+      </w:r>
+      <w:r>
+        <w:t xml:space="preserve"> </w:t>
+      </w:r>
+      <w:r>
+        <w:rPr>
+          <w:rStyle w:val="VerbatimChar"/>
+        </w:rPr>
+        <w:t xml:space="preserve">check-solution-citations</w:t>
+      </w:r>
+      <w:r>
+        <w:t xml:space="preserve"> </w:t>
+      </w:r>
+      <w:r>
+        <w:t xml:space="preserve">workflow can tell this citation from a citation of a solution to a different exercise.</w:t>
+      </w:r>
+      <w:r>
+        <w:t xml:space="preserve"> </w:t>
+      </w:r>
+      <w:r>
+        <w:t xml:space="preserve">The comment is for maintainers: Quarto removes it from the rendered page.</w:t>
       </w:r>
     </w:p>
     <w:p>
       <w:pPr>
         <w:pStyle w:val="BodyText"/>
       </w:pPr>
-      <w:r>
-        <w:t xml:space="preserve">Add an exercise and its solution just before every result div that you add or edit.</w:t>
-      </w:r>
-      <w:r>
-        <w:t xml:space="preserve"> </w:t>
-      </w:r>
-      <w:r>
-        <w:t xml:space="preserve">The exercise asks the student to prove the result,</w:t>
-      </w:r>
-      <w:r>
-        <w:t xml:space="preserve"> </w:t>
-      </w:r>
-      <w:r>
-        <w:t xml:space="preserve">and the result div then states what the solution showed.</w:t>
-      </w:r>
-      <w:r>
-        <w:t xml:space="preserve"> </w:t>
-      </w:r>
       <w:r>
         <w:t xml:space="preserve">The</w:t>
       </w:r>
@@ -2073,7 +2126,28 @@
         <w:t xml:space="preserve"> </w:t>
       </w:r>
       <w:r>
-        <w:t xml:space="preserve">flags a cross-reference to a solution inside a proof or result div.</w:t>
+        <w:t xml:space="preserve">flags a</w:t>
+      </w:r>
+      <w:r>
+        <w:t xml:space="preserve"> </w:t>
+      </w:r>
+      <w:r>
+        <w:rPr>
+          <w:rStyle w:val="VerbatimChar"/>
+        </w:rPr>
+        <w:t xml:space="preserve">@sol-</w:t>
+      </w:r>
+      <w:r>
+        <w:t xml:space="preserve"> </w:t>
+      </w:r>
+      <w:r>
+        <w:t xml:space="preserve">cross-reference inside a proof or result div.</w:t>
+      </w:r>
+      <w:r>
+        <w:t xml:space="preserve"> </w:t>
+      </w:r>
+      <w:r>
+        <w:t xml:space="preserve">It does not check prose outside those divs, but the rule still applies there.</w:t>
       </w:r>
     </w:p>
     <w:bookmarkEnd w:id="34"/>

--- a/pr-preview/pr-351/chapters/mathematical-writing.docx
+++ b/pr-preview/pr-351/chapters/mathematical-writing.docx
@@ -15,7 +15,7 @@
         <w:pStyle w:val="Date"/>
       </w:pPr>
       <w:r>
-        <w:t xml:space="preserve">Last modified: 2026-10-26 01:08:23 (PDT)</w:t>
+        <w:t xml:space="preserve">Last modified: 2026-10-26 01:19:16 (PDT)</w:t>
       </w:r>
     </w:p>
     <w:tbl>
@@ -1889,7 +1889,13 @@
         <w:t xml:space="preserve"> </w:t>
       </w:r>
       <w:r>
-        <w:t xml:space="preserve">A solution answers an exercise for the reader who attempted the exercise, so the solution is not a result that other arguments can build on.</w:t>
+        <w:t xml:space="preserve">A solution answers an exercise for the reader who attempted the exercise,</w:t>
+      </w:r>
+      <w:r>
+        <w:t xml:space="preserve"> </w:t>
+      </w:r>
+      <w:r>
+        <w:t xml:space="preserve">so the solution is not a result that other arguments can build on.</w:t>
       </w:r>
       <w:r>
         <w:t xml:space="preserve"> </w:t>

--- a/pr-preview/pr-351/chapters/mathematical-writing.docx
+++ b/pr-preview/pr-351/chapters/mathematical-writing.docx
@@ -15,7 +15,7 @@
         <w:pStyle w:val="Date"/>
       </w:pPr>
       <w:r>
-        <w:t xml:space="preserve">Last modified: 2026-10-26 01:19:16 (PDT)</w:t>
+        <w:t xml:space="preserve">Last modified: 2026-10-26 01:57:12 (PDT)</w:t>
       </w:r>
     </w:p>
     <w:tbl>
@@ -236,7 +236,7 @@
         <w:pStyle w:val="FirstParagraph"/>
       </w:pPr>
       <w:r>
-        <w:t xml:space="preserve">Readers meet a formula as part of a sentence,</w:t>
+        <w:t xml:space="preserve">Readers encounter a formula as part of a sentence,</w:t>
       </w:r>
       <w:r>
         <w:t xml:space="preserve"> </w:t>
@@ -2035,64 +2035,35 @@
         <w:t xml:space="preserve"> </w:t>
       </w:r>
       <w:r>
-        <w:t xml:space="preserve">Put the HTML comment</w:t>
+        <w:t xml:space="preserve">Such a proof does no derivation of its own: it is one line,</w:t>
+      </w:r>
+      <w:r>
+        <w:t xml:space="preserve"> </w:t>
+      </w:r>
+      <w:r>
+        <w:t xml:space="preserve">“By</w:t>
       </w:r>
       <w:r>
         <w:t xml:space="preserve"> </w:t>
       </w:r>
       <w:r>
         <w:rPr>
-          <w:rStyle w:val="VerbatimChar"/>
+          <w:b/>
+          <w:bCs/>
         </w:rPr>
-        <w:t xml:space="preserve">&lt;!-- check-solution-citations: allow --&gt;</w:t>
-      </w:r>
-      <w:r>
-        <w:t xml:space="preserve"> </w:t>
-      </w:r>
-      <w:r>
-        <w:t xml:space="preserve">on the line that holds the</w:t>
-      </w:r>
-      <w:r>
-        <w:t xml:space="preserve"> </w:t>
-      </w:r>
-      <w:r>
-        <w:rPr>
-          <w:rStyle w:val="VerbatimChar"/>
-        </w:rPr>
-        <w:t xml:space="preserve">@sol-</w:t>
-      </w:r>
-      <w:r>
-        <w:t xml:space="preserve"> </w:t>
-      </w:r>
-      <w:r>
-        <w:t xml:space="preserve">cross-reference,</w:t>
-      </w:r>
-      <w:r>
-        <w:t xml:space="preserve"> </w:t>
-      </w:r>
-      <w:r>
-        <w:t xml:space="preserve">so that the</w:t>
-      </w:r>
-      <w:r>
-        <w:t xml:space="preserve"> </w:t>
-      </w:r>
-      <w:r>
-        <w:rPr>
-          <w:rStyle w:val="VerbatimChar"/>
-        </w:rPr>
-        <w:t xml:space="preserve">check-solution-citations</w:t>
-      </w:r>
-      <w:r>
-        <w:t xml:space="preserve"> </w:t>
-      </w:r>
-      <w:r>
-        <w:t xml:space="preserve">workflow can tell this citation from a citation of a solution to a different exercise.</w:t>
-      </w:r>
-      <w:r>
-        <w:t xml:space="preserve"> </w:t>
-      </w:r>
-      <w:r>
-        <w:t xml:space="preserve">The comment is for maintainers: Quarto removes it from the rendered page.</w:t>
+        <w:t xml:space="preserve">?@sol-x</w:t>
+      </w:r>
+      <w:r>
+        <w:t xml:space="preserve">.”</w:t>
+      </w:r>
+      <w:r>
+        <w:t xml:space="preserve">, with one citation.</w:t>
+      </w:r>
+      <w:r>
+        <w:t xml:space="preserve"> </w:t>
+      </w:r>
+      <w:r>
+        <w:t xml:space="preserve">A proof with its own steps, display math or a second citation cites result divs instead.</w:t>
       </w:r>
     </w:p>
     <w:p>
@@ -2153,7 +2124,40 @@
         <w:t xml:space="preserve"> </w:t>
       </w:r>
       <w:r>
-        <w:t xml:space="preserve">It does not check prose outside those divs, but the rule still applies there.</w:t>
+        <w:t xml:space="preserve">It lets a one-line proof with one citation pass.</w:t>
+      </w:r>
+      <w:r>
+        <w:t xml:space="preserve"> </w:t>
+      </w:r>
+      <w:r>
+        <w:t xml:space="preserve">For any other line that must cite a solution, the HTML comment</w:t>
+      </w:r>
+      <w:r>
+        <w:t xml:space="preserve"> </w:t>
+      </w:r>
+      <w:r>
+        <w:rPr>
+          <w:rStyle w:val="VerbatimChar"/>
+        </w:rPr>
+        <w:t xml:space="preserve">&lt;!-- check-solution-citations: allow --&gt;</w:t>
+      </w:r>
+      <w:r>
+        <w:t xml:space="preserve"> </w:t>
+      </w:r>
+      <w:r>
+        <w:t xml:space="preserve">on that line tells the workflow to skip it, whichever solution the line cites.</w:t>
+      </w:r>
+      <w:r>
+        <w:t xml:space="preserve"> </w:t>
+      </w:r>
+      <w:r>
+        <w:t xml:space="preserve">Quarto removes the comment from the rendered page.</w:t>
+      </w:r>
+      <w:r>
+        <w:t xml:space="preserve"> </w:t>
+      </w:r>
+      <w:r>
+        <w:t xml:space="preserve">The workflow does not check prose outside those divs, but the rule still applies there.</w:t>
       </w:r>
     </w:p>
     <w:bookmarkEnd w:id="34"/>

--- a/pr-preview/pr-351/chapters/mathematical-writing.docx
+++ b/pr-preview/pr-351/chapters/mathematical-writing.docx
@@ -15,7 +15,7 @@
         <w:pStyle w:val="Date"/>
       </w:pPr>
       <w:r>
-        <w:t xml:space="preserve">Last modified: 2026-10-26 01:57:12 (PDT)</w:t>
+        <w:t xml:space="preserve">Last modified: 2026-10-26 09:30:11 (PDT)</w:t>
       </w:r>
     </w:p>
     <w:tbl>
@@ -1901,13 +1901,25 @@
         <w:t xml:space="preserve"> </w:t>
       </w:r>
       <w:r>
-        <w:t xml:space="preserve">Follow each solution that a later argument relies on with a result div (a theorem, lemma, corollary or proposition) that states the claim,</w:t>
-      </w:r>
-      <w:r>
-        <w:t xml:space="preserve"> </w:t>
-      </w:r>
-      <w:r>
-        <w:t xml:space="preserve">and cite that result div in the later argument.</w:t>
+        <w:t xml:space="preserve">Follow each solution that contains a reusable result with a result div (a theorem, lemma, corollary or proposition) that states the claim.</w:t>
+      </w:r>
+      <w:r>
+        <w:t xml:space="preserve"> </w:t>
+      </w:r>
+      <w:r>
+        <w:t xml:space="preserve">The test is whether the solution contains a result that other arguments could use,</w:t>
+      </w:r>
+      <w:r>
+        <w:t xml:space="preserve"> </w:t>
+      </w:r>
+      <w:r>
+        <w:t xml:space="preserve">not whether any later argument currently relies on it.</w:t>
+      </w:r>
+      <w:r>
+        <w:t xml:space="preserve"> </w:t>
+      </w:r>
+      <w:r>
+        <w:t xml:space="preserve">Cite that result div in every argument that uses the claim.</w:t>
       </w:r>
     </w:p>
     <w:bookmarkStart w:id="32" w:name="exm-cite-results"/>
@@ -2003,7 +2015,28 @@
         <w:t xml:space="preserve"> </w:t>
       </w:r>
       <w:r>
-        <w:t xml:space="preserve">The exercise asks the student to prove the result,</w:t>
+        <w:t xml:space="preserve">The exercise does not state the result.</w:t>
+      </w:r>
+      <w:r>
+        <w:t xml:space="preserve"> </w:t>
+      </w:r>
+      <w:r>
+        <w:t xml:space="preserve">It asks the student to find it, such as</w:t>
+      </w:r>
+      <w:r>
+        <w:t xml:space="preserve"> </w:t>
+      </w:r>
+      <w:r>
+        <w:t xml:space="preserve">“find an expression for the spread of a random variable using its first two moments”</w:t>
+      </w:r>
+      <w:r>
+        <w:t xml:space="preserve">,</w:t>
+      </w:r>
+      <w:r>
+        <w:t xml:space="preserve"> </w:t>
+      </w:r>
+      <w:r>
+        <w:t xml:space="preserve">so that the reader discovers the result,</w:t>
       </w:r>
       <w:r>
         <w:t xml:space="preserve"> </w:t>
@@ -2161,13 +2194,397 @@
       </w:r>
     </w:p>
     <w:bookmarkEnd w:id="34"/>
-    <w:bookmarkStart w:id="45" w:name="rules-that-other-chapters-cover"/>
+    <w:bookmarkStart w:id="36" w:name="keep-each-div-minimal-cite-never-inline"/>
     <w:p>
       <w:pPr>
         <w:pStyle w:val="Heading2"/>
       </w:pPr>
       <w:r>
-        <w:t xml:space="preserve">9 Rules that other chapters cover</w:t>
+        <w:t xml:space="preserve">9 Keep each div minimal: cite, never inline</w:t>
+      </w:r>
+    </w:p>
+    <w:p>
+      <w:pPr>
+        <w:pStyle w:val="FirstParagraph"/>
+      </w:pPr>
+      <w:r>
+        <w:t xml:space="preserve">Every div states one result or answers one exercise, and does no more.</w:t>
+      </w:r>
+      <w:r>
+        <w:t xml:space="preserve"> </w:t>
+      </w:r>
+      <w:r>
+        <w:t xml:space="preserve">When a proof or a solution needs a step that a reader could use elsewhere, state that step as its own result div, preceded by its exercise and solution, and cite it.</w:t>
+      </w:r>
+      <w:r>
+        <w:t xml:space="preserve"> </w:t>
+      </w:r>
+      <w:r>
+        <w:t xml:space="preserve">Never derive the step inline.</w:t>
+      </w:r>
+      <w:r>
+        <w:t xml:space="preserve"> </w:t>
+      </w:r>
+      <w:r>
+        <w:t xml:space="preserve">A solution decomposes the same way: each solution is the smallest argument that answers its exercise, and it cites result divs for the steps that other arguments also use.</w:t>
+      </w:r>
+    </w:p>
+    <w:bookmarkStart w:id="35" w:name="exm-never-inline"/>
+    <w:p>
+      <w:pPr>
+        <w:pStyle w:val="BodyText"/>
+      </w:pPr>
+      <w:r>
+        <w:rPr>
+          <w:b/>
+          <w:bCs/>
+        </w:rPr>
+        <w:t xml:space="preserve">Example 6 (Citing a step instead of deriving it)</w:t>
+      </w:r>
+      <w:r>
+        <w:t xml:space="preserve"> </w:t>
+      </w:r>
+      <w:r>
+        <w:t xml:space="preserve"> </w:t>
+      </w:r>
+    </w:p>
+    <w:p>
+      <w:pPr>
+        <w:pStyle w:val="BlockText"/>
+      </w:pPr>
+      <w:r>
+        <w:t xml:space="preserve">❌</w:t>
+      </w:r>
+      <w:r>
+        <w:t xml:space="preserve"> </w:t>
+      </w:r>
+      <w:r>
+        <w:rPr>
+          <w:b/>
+          <w:bCs/>
+        </w:rPr>
+        <w:t xml:space="preserve">Proof.</w:t>
+      </w:r>
+      <w:r>
+        <w:t xml:space="preserve"> </w:t>
+      </w:r>
+      <w:r>
+        <w:t xml:space="preserve">By the chain rule, the gradient of each summand is</w:t>
+      </w:r>
+      <w:r>
+        <w:t xml:space="preserve"> </w:t>
+      </w:r>
+      <m:oMath>
+        <m:r>
+          <m:t>2</m:t>
+        </m:r>
+        <m:sSub>
+          <m:e>
+            <m:r>
+              <m:t>r</m:t>
+            </m:r>
+          </m:e>
+          <m:sub>
+            <m:r>
+              <m:t>i</m:t>
+            </m:r>
+          </m:sub>
+        </m:sSub>
+        <m:sSub>
+          <m:e>
+            <m:r>
+              <m:t>ϕ</m:t>
+            </m:r>
+          </m:e>
+          <m:sub>
+            <m:r>
+              <m:t>i</m:t>
+            </m:r>
+          </m:sub>
+        </m:sSub>
+      </m:oMath>
+      <w:r>
+        <w:t xml:space="preserve">, where</w:t>
+      </w:r>
+      <w:r>
+        <w:t xml:space="preserve"> </w:t>
+      </w:r>
+      <m:oMath>
+        <m:sSub>
+          <m:e>
+            <m:r>
+              <m:t>r</m:t>
+            </m:r>
+          </m:e>
+          <m:sub>
+            <m:r>
+              <m:t>i</m:t>
+            </m:r>
+          </m:sub>
+        </m:sSub>
+      </m:oMath>
+      <w:r>
+        <w:t xml:space="preserve"> </w:t>
+      </w:r>
+      <w:r>
+        <w:t xml:space="preserve">is the residual and</w:t>
+      </w:r>
+      <w:r>
+        <w:t xml:space="preserve"> </w:t>
+      </w:r>
+      <m:oMath>
+        <m:sSub>
+          <m:e>
+            <m:r>
+              <m:t>ϕ</m:t>
+            </m:r>
+          </m:e>
+          <m:sub>
+            <m:r>
+              <m:t>i</m:t>
+            </m:r>
+          </m:sub>
+        </m:sSub>
+      </m:oMath>
+      <w:r>
+        <w:t xml:space="preserve"> </w:t>
+      </w:r>
+      <w:r>
+        <w:t xml:space="preserve">the design vector, and summing over</w:t>
+      </w:r>
+      <w:r>
+        <w:t xml:space="preserve"> </w:t>
+      </w:r>
+      <m:oMath>
+        <m:r>
+          <m:t>i</m:t>
+        </m:r>
+      </m:oMath>
+      <w:r>
+        <w:t xml:space="preserve"> </w:t>
+      </w:r>
+      <w:r>
+        <w:t xml:space="preserve">gives the claim.</w:t>
+      </w:r>
+    </w:p>
+    <w:p>
+      <w:pPr>
+        <w:pStyle w:val="BlockText"/>
+      </w:pPr>
+      <w:r>
+        <w:t xml:space="preserve">✅</w:t>
+      </w:r>
+      <w:r>
+        <w:t xml:space="preserve"> </w:t>
+      </w:r>
+      <w:r>
+        <w:rPr>
+          <w:b/>
+          <w:bCs/>
+        </w:rPr>
+        <w:t xml:space="preserve">Proof.</w:t>
+      </w:r>
+      <w:r>
+        <w:t xml:space="preserve"> </w:t>
+      </w:r>
+      <w:r>
+        <w:t xml:space="preserve">Lemma 4 gives the gradient of each summand as</w:t>
+      </w:r>
+      <w:r>
+        <w:t xml:space="preserve"> </w:t>
+      </w:r>
+      <m:oMath>
+        <m:r>
+          <m:t>2</m:t>
+        </m:r>
+        <m:sSub>
+          <m:e>
+            <m:r>
+              <m:t>r</m:t>
+            </m:r>
+          </m:e>
+          <m:sub>
+            <m:r>
+              <m:t>i</m:t>
+            </m:r>
+          </m:sub>
+        </m:sSub>
+        <m:sSub>
+          <m:e>
+            <m:r>
+              <m:t>ϕ</m:t>
+            </m:r>
+          </m:e>
+          <m:sub>
+            <m:r>
+              <m:t>i</m:t>
+            </m:r>
+          </m:sub>
+        </m:sSub>
+      </m:oMath>
+      <w:r>
+        <w:t xml:space="preserve">,</w:t>
+      </w:r>
+      <w:r>
+        <w:t xml:space="preserve"> </w:t>
+      </w:r>
+      <w:r>
+        <w:t xml:space="preserve">and Lemma 5 says that the gradient of a sum is the sum of the gradients,</w:t>
+      </w:r>
+      <w:r>
+        <w:t xml:space="preserve"> </w:t>
+      </w:r>
+      <w:r>
+        <w:t xml:space="preserve">so the gradient of the total is</w:t>
+      </w:r>
+      <w:r>
+        <w:t xml:space="preserve"> </w:t>
+      </w:r>
+      <m:oMath>
+        <m:nary>
+          <m:naryPr>
+            <m:chr m:val="∑"/>
+            <m:limLoc m:val="undOvr"/>
+            <m:subHide m:val="off"/>
+            <m:supHide m:val="on"/>
+          </m:naryPr>
+          <m:sub>
+            <m:r>
+              <m:t>i</m:t>
+            </m:r>
+          </m:sub>
+          <m:sup>
+            <m:r>
+              <m:t>​</m:t>
+            </m:r>
+          </m:sup>
+          <m:e>
+            <m:r>
+              <m:t>2</m:t>
+            </m:r>
+          </m:e>
+        </m:nary>
+        <m:sSub>
+          <m:e>
+            <m:r>
+              <m:t>r</m:t>
+            </m:r>
+          </m:e>
+          <m:sub>
+            <m:r>
+              <m:t>i</m:t>
+            </m:r>
+          </m:sub>
+        </m:sSub>
+        <m:sSub>
+          <m:e>
+            <m:r>
+              <m:t>ϕ</m:t>
+            </m:r>
+          </m:e>
+          <m:sub>
+            <m:r>
+              <m:t>i</m:t>
+            </m:r>
+          </m:sub>
+        </m:sSub>
+      </m:oMath>
+      <w:r>
+        <w:t xml:space="preserve">.</w:t>
+      </w:r>
+    </w:p>
+    <w:p>
+      <w:pPr>
+        <w:pStyle w:val="FirstParagraph"/>
+      </w:pPr>
+      <w:r>
+        <w:t xml:space="preserve">The ❌ proof repeats a derivation that Lemma 4 states, so a reader who needs that step elsewhere has nowhere to cite.</w:t>
+      </w:r>
+    </w:p>
+    <w:bookmarkEnd w:id="35"/>
+    <w:p>
+      <w:pPr>
+        <w:pStyle w:val="BodyText"/>
+      </w:pPr>
+      <w:r>
+        <w:t xml:space="preserve">No div repeats reasoning that it could cite instead.</w:t>
+      </w:r>
+      <w:r>
+        <w:t xml:space="preserve"> </w:t>
+      </w:r>
+      <w:r>
+        <w:t xml:space="preserve">Two arguments that share a step cite one result div, so a correction to the step is made once.</w:t>
+      </w:r>
+    </w:p>
+    <w:p>
+      <w:pPr>
+        <w:pStyle w:val="BodyText"/>
+      </w:pPr>
+      <w:r>
+        <w:t xml:space="preserve">A check can flag display math in a proof, but it cannot decide whether a step is reusable, so this rule stays a writing rule that review enforces.</w:t>
+      </w:r>
+      <w:r>
+        <w:t xml:space="preserve"> </w:t>
+      </w:r>
+      <w:r>
+        <w:t xml:space="preserve">The</w:t>
+      </w:r>
+      <w:r>
+        <w:t xml:space="preserve"> </w:t>
+      </w:r>
+      <w:r>
+        <w:rPr>
+          <w:rStyle w:val="VerbatimChar"/>
+        </w:rPr>
+        <w:t xml:space="preserve">check-solution-citations</w:t>
+      </w:r>
+      <w:r>
+        <w:t xml:space="preserve"> </w:t>
+      </w:r>
+      <w:r>
+        <w:t xml:space="preserve">and</w:t>
+      </w:r>
+      <w:r>
+        <w:t xml:space="preserve"> </w:t>
+      </w:r>
+      <w:r>
+        <w:rPr>
+          <w:rStyle w:val="VerbatimChar"/>
+        </w:rPr>
+        <w:t xml:space="preserve">check-exercise-before-result</w:t>
+      </w:r>
+      <w:r>
+        <w:t xml:space="preserve"> </w:t>
+      </w:r>
+      <w:r>
+        <w:t xml:space="preserve">workflows in</w:t>
+      </w:r>
+      <w:r>
+        <w:t xml:space="preserve"> </w:t>
+      </w:r>
+      <w:hyperlink r:id="rId33">
+        <w:r>
+          <w:rPr>
+            <w:rStyle w:val="VerbatimChar"/>
+          </w:rPr>
+          <w:t xml:space="preserve">Morrison-Lab/gha</w:t>
+        </w:r>
+      </w:hyperlink>
+      <w:r>
+        <w:t xml:space="preserve"> </w:t>
+      </w:r>
+      <w:r>
+        <w:t xml:space="preserve">cover the parts that a check can decide.</w:t>
+      </w:r>
+    </w:p>
+    <w:bookmarkEnd w:id="36"/>
+    <w:bookmarkStart w:id="47" w:name="rules-that-other-chapters-cover"/>
+    <w:p>
+      <w:pPr>
+        <w:pStyle w:val="Heading2"/>
+      </w:pPr>
+      <w:r>
+        <w:t xml:space="preserve">10 Rules that other chapters cover</w:t>
       </w:r>
     </w:p>
     <w:p>
@@ -2202,7 +2619,7 @@
       <w:tr>
         <w:tc>
           <w:tcPr/>
-          <w:bookmarkStart w:id="41" w:name="tbl-knuth-elsewhere"/>
+          <w:bookmarkStart w:id="43" w:name="tbl-knuth-elsewhere"/>
           <w:p>
             <w:pPr>
               <w:jc w:val="center"/>
@@ -2338,7 +2755,7 @@
                     <w:pStyle w:val="Compact"/>
                     <w:jc w:val="center"/>
                   </w:pPr>
-                  <w:hyperlink r:id="rId35">
+                  <w:hyperlink r:id="rId37">
                     <w:r>
                       <w:rPr>
                         <w:rStyle w:val="Hyperlink"/>
@@ -2369,7 +2786,7 @@
                     <w:pStyle w:val="Compact"/>
                     <w:jc w:val="center"/>
                   </w:pPr>
-                  <w:hyperlink r:id="rId36">
+                  <w:hyperlink r:id="rId38">
                     <w:r>
                       <w:rPr>
                         <w:rStyle w:val="Hyperlink"/>
@@ -2400,7 +2817,7 @@
                     <w:pStyle w:val="Compact"/>
                     <w:jc w:val="center"/>
                   </w:pPr>
-                  <w:hyperlink r:id="rId37">
+                  <w:hyperlink r:id="rId39">
                     <w:r>
                       <w:rPr>
                         <w:rStyle w:val="Hyperlink"/>
@@ -2431,7 +2848,7 @@
                     <w:pStyle w:val="Compact"/>
                     <w:jc w:val="center"/>
                   </w:pPr>
-                  <w:hyperlink r:id="rId38">
+                  <w:hyperlink r:id="rId40">
                     <w:r>
                       <w:rPr>
                         <w:rStyle w:val="Hyperlink"/>
@@ -2486,7 +2903,7 @@
                     <w:pStyle w:val="Compact"/>
                     <w:jc w:val="center"/>
                   </w:pPr>
-                  <w:hyperlink r:id="rId39">
+                  <w:hyperlink r:id="rId41">
                     <w:r>
                       <w:rPr>
                         <w:rStyle w:val="Hyperlink"/>
@@ -2517,7 +2934,7 @@
                     <w:pStyle w:val="Compact"/>
                     <w:jc w:val="center"/>
                   </w:pPr>
-                  <w:hyperlink r:id="rId40">
+                  <w:hyperlink r:id="rId42">
                     <w:r>
                       <w:rPr>
                         <w:rStyle w:val="Hyperlink"/>
@@ -2529,13 +2946,13 @@
               </w:tc>
             </w:tr>
           </w:tbl>
-          <w:bookmarkEnd w:id="41"/>
+          <w:bookmarkEnd w:id="43"/>
           <w:p/>
         </w:tc>
       </w:tr>
     </w:tbl>
-    <w:bookmarkStart w:id="44" w:name="refs"/>
-    <w:bookmarkStart w:id="43" w:name="ref-knuth1987mathematical"/>
+    <w:bookmarkStart w:id="46" w:name="refs"/>
+    <w:bookmarkStart w:id="45" w:name="ref-knuth1987mathematical"/>
     <w:p>
       <w:pPr>
         <w:pStyle w:val="Bibliography"/>
@@ -2559,7 +2976,7 @@
       <w:r>
         <w:t xml:space="preserve"> </w:t>
       </w:r>
-      <w:hyperlink r:id="rId42">
+      <w:hyperlink r:id="rId44">
         <w:r>
           <w:rPr>
             <w:rStyle w:val="Hyperlink"/>
@@ -2571,9 +2988,9 @@
         <w:t xml:space="preserve">.</w:t>
       </w:r>
     </w:p>
-    <w:bookmarkEnd w:id="43"/>
-    <w:bookmarkEnd w:id="44"/>
     <w:bookmarkEnd w:id="45"/>
+    <w:bookmarkEnd w:id="46"/>
+    <w:bookmarkEnd w:id="47"/>
     <w:sectPr>
       <w:footnotePr>
         <w:numRestart w:val="eachSect"/>

--- a/pr-preview/pr-351/chapters/mathematical-writing.docx
+++ b/pr-preview/pr-351/chapters/mathematical-writing.docx
@@ -15,7 +15,7 @@
         <w:pStyle w:val="Date"/>
       </w:pPr>
       <w:r>
-        <w:t xml:space="preserve">Last modified: 2026-10-26 09:30:11 (PDT)</w:t>
+        <w:t xml:space="preserve">Last modified: 2026-10-26 09:47:33 (PDT)</w:t>
       </w:r>
     </w:p>
     <w:tbl>
@@ -2388,42 +2388,7 @@
         <w:t xml:space="preserve"> </w:t>
       </w:r>
       <w:r>
-        <w:t xml:space="preserve">Lemma 4 gives the gradient of each summand as</w:t>
-      </w:r>
-      <w:r>
-        <w:t xml:space="preserve"> </w:t>
-      </w:r>
-      <m:oMath>
-        <m:r>
-          <m:t>2</m:t>
-        </m:r>
-        <m:sSub>
-          <m:e>
-            <m:r>
-              <m:t>r</m:t>
-            </m:r>
-          </m:e>
-          <m:sub>
-            <m:r>
-              <m:t>i</m:t>
-            </m:r>
-          </m:sub>
-        </m:sSub>
-        <m:sSub>
-          <m:e>
-            <m:r>
-              <m:t>ϕ</m:t>
-            </m:r>
-          </m:e>
-          <m:sub>
-            <m:r>
-              <m:t>i</m:t>
-            </m:r>
-          </m:sub>
-        </m:sSub>
-      </m:oMath>
-      <w:r>
-        <w:t xml:space="preserve">,</w:t>
+        <w:t xml:space="preserve">Lemma 4 gives the gradient of each summand,</w:t>
       </w:r>
       <w:r>
         <w:t xml:space="preserve"> </w:t>
@@ -2435,62 +2400,7 @@
         <w:t xml:space="preserve"> </w:t>
       </w:r>
       <w:r>
-        <w:t xml:space="preserve">so the gradient of the total is</w:t>
-      </w:r>
-      <w:r>
-        <w:t xml:space="preserve"> </w:t>
-      </w:r>
-      <m:oMath>
-        <m:nary>
-          <m:naryPr>
-            <m:chr m:val="∑"/>
-            <m:limLoc m:val="undOvr"/>
-            <m:subHide m:val="off"/>
-            <m:supHide m:val="on"/>
-          </m:naryPr>
-          <m:sub>
-            <m:r>
-              <m:t>i</m:t>
-            </m:r>
-          </m:sub>
-          <m:sup>
-            <m:r>
-              <m:t>​</m:t>
-            </m:r>
-          </m:sup>
-          <m:e>
-            <m:r>
-              <m:t>2</m:t>
-            </m:r>
-          </m:e>
-        </m:nary>
-        <m:sSub>
-          <m:e>
-            <m:r>
-              <m:t>r</m:t>
-            </m:r>
-          </m:e>
-          <m:sub>
-            <m:r>
-              <m:t>i</m:t>
-            </m:r>
-          </m:sub>
-        </m:sSub>
-        <m:sSub>
-          <m:e>
-            <m:r>
-              <m:t>ϕ</m:t>
-            </m:r>
-          </m:e>
-          <m:sub>
-            <m:r>
-              <m:t>i</m:t>
-            </m:r>
-          </m:sub>
-        </m:sSub>
-      </m:oMath>
-      <w:r>
-        <w:t xml:space="preserve">.</w:t>
+        <w:t xml:space="preserve">so the gradient of the total is the sum of the summands’ gradients.</w:t>
       </w:r>
     </w:p>
     <w:p>
@@ -2542,22 +2452,7 @@
         <w:t xml:space="preserve"> </w:t>
       </w:r>
       <w:r>
-        <w:t xml:space="preserve">and</w:t>
-      </w:r>
-      <w:r>
-        <w:t xml:space="preserve"> </w:t>
-      </w:r>
-      <w:r>
-        <w:rPr>
-          <w:rStyle w:val="VerbatimChar"/>
-        </w:rPr>
-        <w:t xml:space="preserve">check-exercise-before-result</w:t>
-      </w:r>
-      <w:r>
-        <w:t xml:space="preserve"> </w:t>
-      </w:r>
-      <w:r>
-        <w:t xml:space="preserve">workflows in</w:t>
+        <w:t xml:space="preserve">workflow in</w:t>
       </w:r>
       <w:r>
         <w:t xml:space="preserve"> </w:t>
@@ -2574,7 +2469,7 @@
         <w:t xml:space="preserve"> </w:t>
       </w:r>
       <w:r>
-        <w:t xml:space="preserve">cover the parts that a check can decide.</w:t>
+        <w:t xml:space="preserve">covers the part that a check can decide.</w:t>
       </w:r>
     </w:p>
     <w:bookmarkEnd w:id="36"/>

--- a/pr-preview/pr-351/chapters/mathematical-writing.docx
+++ b/pr-preview/pr-351/chapters/mathematical-writing.docx
@@ -15,7 +15,7 @@
         <w:pStyle w:val="Date"/>
       </w:pPr>
       <w:r>
-        <w:t xml:space="preserve">Last modified: 2026-10-26 09:47:33 (PDT)</w:t>
+        <w:t xml:space="preserve">Last modified: 2026-10-26 10:21:50 (PDT)</w:t>
       </w:r>
     </w:p>
     <w:tbl>
@@ -2021,7 +2021,7 @@
         <w:t xml:space="preserve"> </w:t>
       </w:r>
       <w:r>
-        <w:t xml:space="preserve">It asks the student to find it, such as</w:t>
+        <w:t xml:space="preserve">It asks the student to find the result, such as</w:t>
       </w:r>
       <w:r>
         <w:t xml:space="preserve"> </w:t>
@@ -2068,26 +2068,16 @@
         <w:t xml:space="preserve"> </w:t>
       </w:r>
       <w:r>
-        <w:t xml:space="preserve">Such a proof does no derivation of its own: it is one line,</w:t>
-      </w:r>
-      <w:r>
-        <w:t xml:space="preserve"> </w:t>
-      </w:r>
-      <w:r>
-        <w:t xml:space="preserve">“By</w:t>
+        <w:t xml:space="preserve">Such a proof does no derivation of its own: it is the one line</w:t>
       </w:r>
       <w:r>
         <w:t xml:space="preserve"> </w:t>
       </w:r>
       <w:r>
         <w:rPr>
-          <w:b/>
-          <w:bCs/>
+          <w:rStyle w:val="VerbatimChar"/>
         </w:rPr>
-        <w:t xml:space="preserve">?@sol-x</w:t>
-      </w:r>
-      <w:r>
-        <w:t xml:space="preserve">.”</w:t>
+        <w:t xml:space="preserve">By @sol-x.</w:t>
       </w:r>
       <w:r>
         <w:t xml:space="preserve">, with one citation.</w:t>
@@ -2096,7 +2086,22 @@
         <w:t xml:space="preserve"> </w:t>
       </w:r>
       <w:r>
-        <w:t xml:space="preserve">A proof with its own steps, display math or a second citation cites result divs instead.</w:t>
+        <w:t xml:space="preserve">When the exercise has several parts, the line may cite each part, as in</w:t>
+      </w:r>
+      <w:r>
+        <w:t xml:space="preserve"> </w:t>
+      </w:r>
+      <w:r>
+        <w:rPr>
+          <w:rStyle w:val="VerbatimChar"/>
+        </w:rPr>
+        <w:t xml:space="preserve">By @sol-x and @sol-x-part2.</w:t>
+      </w:r>
+      <w:r>
+        <w:t xml:space="preserve"> </w:t>
+      </w:r>
+      <w:r>
+        <w:t xml:space="preserve">A proof with its own steps or display math cites result divs instead.</w:t>
       </w:r>
     </w:p>
     <w:p>
@@ -2163,7 +2168,7 @@
         <w:t xml:space="preserve"> </w:t>
       </w:r>
       <w:r>
-        <w:t xml:space="preserve">For any other line that must cite a solution, the HTML comment</w:t>
+        <w:t xml:space="preserve">For a one-line proof that cites several parts of the paired solution, the HTML comment</w:t>
       </w:r>
       <w:r>
         <w:t xml:space="preserve"> </w:t>
@@ -2178,7 +2183,7 @@
         <w:t xml:space="preserve"> </w:t>
       </w:r>
       <w:r>
-        <w:t xml:space="preserve">on that line tells the workflow to skip it, whichever solution the line cites.</w:t>
+        <w:t xml:space="preserve">on that line tells the workflow to skip it.</w:t>
       </w:r>
       <w:r>
         <w:t xml:space="preserve"> </w:t>
@@ -2208,13 +2213,13 @@
         <w:pStyle w:val="FirstParagraph"/>
       </w:pPr>
       <w:r>
-        <w:t xml:space="preserve">Every div states one result or answers one exercise, and does no more.</w:t>
-      </w:r>
-      <w:r>
-        <w:t xml:space="preserve"> </w:t>
-      </w:r>
-      <w:r>
-        <w:t xml:space="preserve">When a proof or a solution needs a step that a reader could use elsewhere, state that step as its own result div, preceded by its exercise and solution, and cite it.</w:t>
+        <w:t xml:space="preserve">Every result div states one result and every solution div answers one exercise, and each does no more.</w:t>
+      </w:r>
+      <w:r>
+        <w:t xml:space="preserve"> </w:t>
+      </w:r>
+      <w:r>
+        <w:t xml:space="preserve">When a proof or a solution needs a step that a reader could use elsewhere, state that step as its own result div, preceded by its exercise and solution, and cite that result div.</w:t>
       </w:r>
       <w:r>
         <w:t xml:space="preserve"> </w:t>
@@ -2400,7 +2405,56 @@
         <w:t xml:space="preserve"> </w:t>
       </w:r>
       <w:r>
-        <w:t xml:space="preserve">so the gradient of the total is the sum of the summands’ gradients.</w:t>
+        <w:t xml:space="preserve">so the gradient of the total is the sum of</w:t>
+      </w:r>
+      <w:r>
+        <w:t xml:space="preserve"> </w:t>
+      </w:r>
+      <m:oMath>
+        <m:r>
+          <m:t>2</m:t>
+        </m:r>
+        <m:sSub>
+          <m:e>
+            <m:r>
+              <m:t>r</m:t>
+            </m:r>
+          </m:e>
+          <m:sub>
+            <m:r>
+              <m:t>i</m:t>
+            </m:r>
+          </m:sub>
+        </m:sSub>
+        <m:sSub>
+          <m:e>
+            <m:r>
+              <m:t>ϕ</m:t>
+            </m:r>
+          </m:e>
+          <m:sub>
+            <m:r>
+              <m:t>i</m:t>
+            </m:r>
+          </m:sub>
+        </m:sSub>
+      </m:oMath>
+      <w:r>
+        <w:t xml:space="preserve"> </w:t>
+      </w:r>
+      <w:r>
+        <w:t xml:space="preserve">over</w:t>
+      </w:r>
+      <w:r>
+        <w:t xml:space="preserve"> </w:t>
+      </w:r>
+      <m:oMath>
+        <m:r>
+          <m:t>i</m:t>
+        </m:r>
+      </m:oMath>
+      <w:r>
+        <w:t xml:space="preserve">.</w:t>
       </w:r>
     </w:p>
     <w:p>
@@ -2408,7 +2462,7 @@
         <w:pStyle w:val="FirstParagraph"/>
       </w:pPr>
       <w:r>
-        <w:t xml:space="preserve">The ❌ proof repeats a derivation that Lemma 4 states, so a reader who needs that step elsewhere has nowhere to cite.</w:t>
+        <w:t xml:space="preserve">The ❌ proof derives inline the result that Lemma 4 states, so a reader who needs that step elsewhere has nowhere to cite.</w:t>
       </w:r>
     </w:p>
     <w:bookmarkEnd w:id="35"/>
@@ -2431,7 +2485,7 @@
         <w:pStyle w:val="BodyText"/>
       </w:pPr>
       <w:r>
-        <w:t xml:space="preserve">A check can flag display math in a proof, but it cannot decide whether a step is reusable, so this rule stays a writing rule that review enforces.</w:t>
+        <w:t xml:space="preserve">No check can decide whether a step is reusable, so this rule stays a writing rule that review enforces.</w:t>
       </w:r>
       <w:r>
         <w:t xml:space="preserve"> </w:t>
@@ -2452,24 +2506,7 @@
         <w:t xml:space="preserve"> </w:t>
       </w:r>
       <w:r>
-        <w:t xml:space="preserve">workflow in</w:t>
-      </w:r>
-      <w:r>
-        <w:t xml:space="preserve"> </w:t>
-      </w:r>
-      <w:hyperlink r:id="rId33">
-        <w:r>
-          <w:rPr>
-            <w:rStyle w:val="VerbatimChar"/>
-          </w:rPr>
-          <w:t xml:space="preserve">Morrison-Lab/gha</w:t>
-        </w:r>
-      </w:hyperlink>
-      <w:r>
-        <w:t xml:space="preserve"> </w:t>
-      </w:r>
-      <w:r>
-        <w:t xml:space="preserve">covers the part that a check can decide.</w:t>
+        <w:t xml:space="preserve">workflow covers only the citation of solutions.</w:t>
       </w:r>
     </w:p>
     <w:bookmarkEnd w:id="36"/>

--- a/pr-preview/pr-351/chapters/mathematical-writing.docx
+++ b/pr-preview/pr-351/chapters/mathematical-writing.docx
@@ -15,7 +15,7 @@
         <w:pStyle w:val="Date"/>
       </w:pPr>
       <w:r>
-        <w:t xml:space="preserve">Last modified: 2026-10-26 10:21:50 (PDT)</w:t>
+        <w:t xml:space="preserve">Last modified: 2026-10-26 10:35:14 (PDT)</w:t>
       </w:r>
     </w:p>
     <w:tbl>
@@ -1869,7 +1869,7 @@
       </w:r>
     </w:p>
     <w:bookmarkEnd w:id="31"/>
-    <w:bookmarkStart w:id="34" w:name="cite-results-not-solutions"/>
+    <w:bookmarkStart w:id="35" w:name="cite-results-not-solutions"/>
     <w:p>
       <w:pPr>
         <w:pStyle w:val="Heading2"/>
@@ -2086,7 +2086,30 @@
         <w:t xml:space="preserve"> </w:t>
       </w:r>
       <w:r>
-        <w:t xml:space="preserve">When the exercise has several parts, the line may cite each part, as in</w:t>
+        <w:t xml:space="preserve">This is the one place where a proof cites a solution.</w:t>
+      </w:r>
+      <w:r>
+        <w:t xml:space="preserve"> </w:t>
+      </w:r>
+      <w:hyperlink r:id="rId33">
+        <w:r>
+          <w:rPr>
+            <w:rStyle w:val="Hyperlink"/>
+          </w:rPr>
+          <w:t xml:space="preserve">Derivation format</w:t>
+        </w:r>
+      </w:hyperlink>
+      <w:r>
+        <w:t xml:space="preserve"> </w:t>
+      </w:r>
+      <w:r>
+        <w:t xml:space="preserve">describes the exercise, solution, theorem and proof pattern.</w:t>
+      </w:r>
+      <w:r>
+        <w:t xml:space="preserve"> </w:t>
+      </w:r>
+      <w:r>
+        <w:t xml:space="preserve">When the exercise has several parts, the line may cite each part, as in the line</w:t>
       </w:r>
       <w:r>
         <w:t xml:space="preserve"> </w:t>
@@ -2098,6 +2121,9 @@
         <w:t xml:space="preserve">By @sol-x and @sol-x-part2.</w:t>
       </w:r>
       <w:r>
+        <w:t xml:space="preserve">, which ends in a period.</w:t>
+      </w:r>
+      <w:r>
         <w:t xml:space="preserve"> </w:t>
       </w:r>
       <w:r>
@@ -2129,7 +2155,7 @@
       <w:r>
         <w:t xml:space="preserve"> </w:t>
       </w:r>
-      <w:hyperlink r:id="rId33">
+      <w:hyperlink r:id="rId34">
         <w:r>
           <w:rPr>
             <w:rStyle w:val="VerbatimChar"/>
@@ -2183,7 +2209,7 @@
         <w:t xml:space="preserve"> </w:t>
       </w:r>
       <w:r>
-        <w:t xml:space="preserve">on that line tells the workflow to skip it.</w:t>
+        <w:t xml:space="preserve">on that line tells the workflow to skip that line.</w:t>
       </w:r>
       <w:r>
         <w:t xml:space="preserve"> </w:t>
@@ -2195,11 +2221,11 @@
         <w:t xml:space="preserve"> </w:t>
       </w:r>
       <w:r>
-        <w:t xml:space="preserve">The workflow does not check prose outside those divs, but the rule still applies there.</w:t>
-      </w:r>
-    </w:p>
-    <w:bookmarkEnd w:id="34"/>
-    <w:bookmarkStart w:id="36" w:name="keep-each-div-minimal-cite-never-inline"/>
+        <w:t xml:space="preserve">The workflow does not check prose outside proof and result divs, but the rule still applies there.</w:t>
+      </w:r>
+    </w:p>
+    <w:bookmarkEnd w:id="35"/>
+    <w:bookmarkStart w:id="37" w:name="keep-each-div-minimal-cite-never-inline"/>
     <w:p>
       <w:pPr>
         <w:pStyle w:val="Heading2"/>
@@ -2234,7 +2260,7 @@
         <w:t xml:space="preserve">A solution decomposes the same way: each solution is the smallest argument that answers its exercise, and it cites result divs for the steps that other arguments also use.</w:t>
       </w:r>
     </w:p>
-    <w:bookmarkStart w:id="35" w:name="exm-never-inline"/>
+    <w:bookmarkStart w:id="36" w:name="exm-never-inline"/>
     <w:p>
       <w:pPr>
         <w:pStyle w:val="BodyText"/>
@@ -2279,55 +2305,18 @@
       <w:r>
         <w:t xml:space="preserve"> </w:t>
       </w:r>
-      <m:oMath>
-        <m:r>
-          <m:t>2</m:t>
-        </m:r>
-        <m:sSub>
-          <m:e>
-            <m:r>
-              <m:t>r</m:t>
-            </m:r>
-          </m:e>
-          <m:sub>
-            <m:r>
-              <m:t>i</m:t>
-            </m:r>
-          </m:sub>
-        </m:sSub>
-        <m:sSub>
-          <m:e>
-            <m:r>
-              <m:t>ϕ</m:t>
-            </m:r>
-          </m:e>
-          <m:sub>
-            <m:r>
-              <m:t>i</m:t>
-            </m:r>
-          </m:sub>
-        </m:sSub>
-      </m:oMath>
+      <w:r>
+        <w:t xml:space="preserve">$2 \resid_i \vfeatmap(\vx_i)$</w:t>
+      </w:r>
       <w:r>
         <w:t xml:space="preserve">, where</w:t>
       </w:r>
       <w:r>
         <w:t xml:space="preserve"> </w:t>
       </w:r>
-      <m:oMath>
-        <m:sSub>
-          <m:e>
-            <m:r>
-              <m:t>r</m:t>
-            </m:r>
-          </m:e>
-          <m:sub>
-            <m:r>
-              <m:t>i</m:t>
-            </m:r>
-          </m:sub>
-        </m:sSub>
-      </m:oMath>
+      <w:r>
+        <w:t xml:space="preserve">$\resid_i$</w:t>
+      </w:r>
       <w:r>
         <w:t xml:space="preserve"> </w:t>
       </w:r>
@@ -2337,20 +2326,9 @@
       <w:r>
         <w:t xml:space="preserve"> </w:t>
       </w:r>
-      <m:oMath>
-        <m:sSub>
-          <m:e>
-            <m:r>
-              <m:t>ϕ</m:t>
-            </m:r>
-          </m:e>
-          <m:sub>
-            <m:r>
-              <m:t>i</m:t>
-            </m:r>
-          </m:sub>
-        </m:sSub>
-      </m:oMath>
+      <w:r>
+        <w:t xml:space="preserve">$\vfeatmap(\vx_i)$</w:t>
+      </w:r>
       <w:r>
         <w:t xml:space="preserve"> </w:t>
       </w:r>
@@ -2410,50 +2388,24 @@
       <w:r>
         <w:t xml:space="preserve"> </w:t>
       </w:r>
+      <w:r>
+        <w:t xml:space="preserve">$2 \resid_i \vfeatmap(\vx_i)$</w:t>
+      </w:r>
+      <w:r>
+        <w:t xml:space="preserve"> </w:t>
+      </w:r>
+      <w:r>
+        <w:t xml:space="preserve">over</w:t>
+      </w:r>
+      <w:r>
+        <w:t xml:space="preserve"> </w:t>
+      </w:r>
       <m:oMath>
         <m:r>
-          <m:t>2</m:t>
-        </m:r>
-        <m:sSub>
-          <m:e>
-            <m:r>
-              <m:t>r</m:t>
-            </m:r>
-          </m:e>
-          <m:sub>
-            <m:r>
-              <m:t>i</m:t>
-            </m:r>
-          </m:sub>
-        </m:sSub>
-        <m:sSub>
-          <m:e>
-            <m:r>
-              <m:t>ϕ</m:t>
-            </m:r>
-          </m:e>
-          <m:sub>
-            <m:r>
-              <m:t>i</m:t>
-            </m:r>
-          </m:sub>
-        </m:sSub>
+          <m:t>i</m:t>
+        </m:r>
       </m:oMath>
       <w:r>
-        <w:t xml:space="preserve"> </w:t>
-      </w:r>
-      <w:r>
-        <w:t xml:space="preserve">over</w:t>
-      </w:r>
-      <w:r>
-        <w:t xml:space="preserve"> </w:t>
-      </w:r>
-      <m:oMath>
-        <m:r>
-          <m:t>i</m:t>
-        </m:r>
-      </m:oMath>
-      <w:r>
         <w:t xml:space="preserve">.</w:t>
       </w:r>
     </w:p>
@@ -2465,7 +2417,7 @@
         <w:t xml:space="preserve">The ❌ proof derives inline the result that Lemma 4 states, so a reader who needs that step elsewhere has nowhere to cite.</w:t>
       </w:r>
     </w:p>
-    <w:bookmarkEnd w:id="35"/>
+    <w:bookmarkEnd w:id="36"/>
     <w:p>
       <w:pPr>
         <w:pStyle w:val="BodyText"/>
@@ -2509,8 +2461,8 @@
         <w:t xml:space="preserve">workflow covers only the citation of solutions.</w:t>
       </w:r>
     </w:p>
-    <w:bookmarkEnd w:id="36"/>
-    <w:bookmarkStart w:id="47" w:name="rules-that-other-chapters-cover"/>
+    <w:bookmarkEnd w:id="37"/>
+    <w:bookmarkStart w:id="48" w:name="rules-that-other-chapters-cover"/>
     <w:p>
       <w:pPr>
         <w:pStyle w:val="Heading2"/>
@@ -2551,7 +2503,7 @@
       <w:tr>
         <w:tc>
           <w:tcPr/>
-          <w:bookmarkStart w:id="43" w:name="tbl-knuth-elsewhere"/>
+          <w:bookmarkStart w:id="44" w:name="tbl-knuth-elsewhere"/>
           <w:p>
             <w:pPr>
               <w:jc w:val="center"/>
@@ -2687,7 +2639,7 @@
                     <w:pStyle w:val="Compact"/>
                     <w:jc w:val="center"/>
                   </w:pPr>
-                  <w:hyperlink r:id="rId37">
+                  <w:hyperlink r:id="rId38">
                     <w:r>
                       <w:rPr>
                         <w:rStyle w:val="Hyperlink"/>
@@ -2718,7 +2670,7 @@
                     <w:pStyle w:val="Compact"/>
                     <w:jc w:val="center"/>
                   </w:pPr>
-                  <w:hyperlink r:id="rId38">
+                  <w:hyperlink r:id="rId39">
                     <w:r>
                       <w:rPr>
                         <w:rStyle w:val="Hyperlink"/>
@@ -2749,7 +2701,7 @@
                     <w:pStyle w:val="Compact"/>
                     <w:jc w:val="center"/>
                   </w:pPr>
-                  <w:hyperlink r:id="rId39">
+                  <w:hyperlink r:id="rId40">
                     <w:r>
                       <w:rPr>
                         <w:rStyle w:val="Hyperlink"/>
@@ -2780,7 +2732,7 @@
                     <w:pStyle w:val="Compact"/>
                     <w:jc w:val="center"/>
                   </w:pPr>
-                  <w:hyperlink r:id="rId40">
+                  <w:hyperlink r:id="rId41">
                     <w:r>
                       <w:rPr>
                         <w:rStyle w:val="Hyperlink"/>
@@ -2835,7 +2787,7 @@
                     <w:pStyle w:val="Compact"/>
                     <w:jc w:val="center"/>
                   </w:pPr>
-                  <w:hyperlink r:id="rId41">
+                  <w:hyperlink r:id="rId42">
                     <w:r>
                       <w:rPr>
                         <w:rStyle w:val="Hyperlink"/>
@@ -2866,7 +2818,7 @@
                     <w:pStyle w:val="Compact"/>
                     <w:jc w:val="center"/>
                   </w:pPr>
-                  <w:hyperlink r:id="rId42">
+                  <w:hyperlink r:id="rId43">
                     <w:r>
                       <w:rPr>
                         <w:rStyle w:val="Hyperlink"/>
@@ -2878,13 +2830,13 @@
               </w:tc>
             </w:tr>
           </w:tbl>
-          <w:bookmarkEnd w:id="43"/>
+          <w:bookmarkEnd w:id="44"/>
           <w:p/>
         </w:tc>
       </w:tr>
     </w:tbl>
-    <w:bookmarkStart w:id="46" w:name="refs"/>
-    <w:bookmarkStart w:id="45" w:name="ref-knuth1987mathematical"/>
+    <w:bookmarkStart w:id="47" w:name="refs"/>
+    <w:bookmarkStart w:id="46" w:name="ref-knuth1987mathematical"/>
     <w:p>
       <w:pPr>
         <w:pStyle w:val="Bibliography"/>
@@ -2908,7 +2860,7 @@
       <w:r>
         <w:t xml:space="preserve"> </w:t>
       </w:r>
-      <w:hyperlink r:id="rId44">
+      <w:hyperlink r:id="rId45">
         <w:r>
           <w:rPr>
             <w:rStyle w:val="Hyperlink"/>
@@ -2920,9 +2872,9 @@
         <w:t xml:space="preserve">.</w:t>
       </w:r>
     </w:p>
-    <w:bookmarkEnd w:id="45"/>
     <w:bookmarkEnd w:id="46"/>
     <w:bookmarkEnd w:id="47"/>
+    <w:bookmarkEnd w:id="48"/>
     <w:sectPr>
       <w:footnotePr>
         <w:numRestart w:val="eachSect"/>
